--- a/pr-preview/pr-168/chapters/intro-tracked-changes.docx
+++ b/pr-preview/pr-168/chapters/intro-tracked-changes.docx
@@ -26,7 +26,7 @@
       </w:pPr>
       <w:ins w:id="2" w:author="PR Preview" w:date="2026-01-01T00:00:00Z">
         <w:r>
-          <w:t xml:space="preserve">Last modified: 2026-10-12 14:46:54 (PDT)</w:t>
+          <w:t xml:space="preserve">Last modified: 2026-10-12 15:27:23 (PDT)</w:t>
         </w:r>
       </w:ins>
     </w:p>
@@ -574,6 +574,25 @@
         </w:numPr>
       </w:pPr>
       <w:hyperlink r:id="rId22">
+        <w:ins w:id="3" w:author="PR Preview" w:date="2026-01-01T00:00:00Z">
+          <w:r>
+            <w:rPr>
+              <w:rStyle w:val="Hyperlink"/>
+            </w:rPr>
+            <w:t xml:space="preserve">Avoiding clichés</w:t>
+          </w:r>
+        </w:ins>
+      </w:hyperlink>
+    </w:p>
+    <w:p>
+      <w:pPr>
+        <w:pStyle w:val="Compact"/>
+        <w:numPr>
+          <w:ilvl w:val="1"/>
+          <w:numId w:val="1005"/>
+        </w:numPr>
+      </w:pPr>
+      <w:hyperlink r:id="rId23">
         <w:r>
           <w:rPr>
             <w:rStyle w:val="Hyperlink"/>
@@ -591,7 +610,7 @@
         </w:numPr>
       </w:pPr>
       <w:hyperlink r:id="rId10">
-        <w:del w:id="3" w:author="PR Preview" w:date="2026-01-01T00:00:00Z">
+        <w:del w:id="4" w:author="PR Preview" w:date="2026-01-01T00:00:00Z">
           <w:r>
             <w:rPr>
               <w:rStyle w:val="Hyperlink"/>
@@ -599,25 +618,6 @@
             <w:delText xml:space="preserve">Avoiding AI tells</w:delText>
           </w:r>
         </w:del>
-      </w:hyperlink>
-    </w:p>
-    <w:p>
-      <w:pPr>
-        <w:pStyle w:val="Compact"/>
-        <w:numPr>
-          <w:ilvl w:val="1"/>
-          <w:numId w:val="1005"/>
-        </w:numPr>
-      </w:pPr>
-      <w:hyperlink r:id="rId23">
-        <w:ins w:id="4" w:author="PR Preview" w:date="2026-01-01T00:00:00Z">
-          <w:r>
-            <w:rPr>
-              <w:rStyle w:val="Hyperlink"/>
-            </w:rPr>
-            <w:t xml:space="preserve">Avoiding clichés</w:t>
-          </w:r>
-        </w:ins>
       </w:hyperlink>
     </w:p>
     <w:p>

--- a/pr-preview/pr-168/chapters/intro-tracked-changes.docx
+++ b/pr-preview/pr-168/chapters/intro-tracked-changes.docx
@@ -26,7 +26,7 @@
       </w:pPr>
       <w:ins w:id="2" w:author="PR Preview" w:date="2026-01-01T00:00:00Z">
         <w:r>
-          <w:t xml:space="preserve">Last modified: 2026-10-12 15:27:23 (PDT)</w:t>
+          <w:t xml:space="preserve">Last modified: 2026-10-12 16:12:27 (PDT)</w:t>
         </w:r>
       </w:ins>
     </w:p>

--- a/pr-preview/pr-168/chapters/intro-tracked-changes.docx
+++ b/pr-preview/pr-168/chapters/intro-tracked-changes.docx
@@ -16,7 +16,7 @@
       </w:pPr>
       <w:del w:id="1" w:author="PR Preview" w:date="2026-01-01T00:00:00Z">
         <w:r>
-          <w:delText xml:space="preserve">Last modified: 2026-10-12 00:36:15 (PDT)</w:delText>
+          <w:delText xml:space="preserve">Last modified: 2026-10-12 22:10:26 (PDT)</w:delText>
         </w:r>
       </w:del>
     </w:p>
@@ -26,7 +26,7 @@
       </w:pPr>
       <w:ins w:id="2" w:author="PR Preview" w:date="2026-01-01T00:00:00Z">
         <w:r>
-          <w:t xml:space="preserve">Last modified: 2026-10-12 16:12:27 (PDT)</w:t>
+          <w:t xml:space="preserve">Last modified: 2026-10-12 22:31:45 (PDT)</w:t>
         </w:r>
       </w:ins>
     </w:p>
